--- a/analyse/Documentation Installation Raspberry.docx
+++ b/analyse/Documentation Installation Raspberry.docx
@@ -4,13 +4,88 @@
   <w:body>
     <w:p>
       <w:r>
+        <w:t>Groupe 8</w:t>
+      </w:r>
+    </w:p>
+    <w:p>
+      <w:r>
+        <w:t>Baralle Clémént</w:t>
+      </w:r>
+    </w:p>
+    <w:p>
+      <w:r>
+        <w:t xml:space="preserve">Ismaël </w:t>
+      </w:r>
+      <w:r>
+        <w:t>DJIBRIL MOHAMED DJAMA</w:t>
+      </w:r>
+    </w:p>
+    <w:p>
+      <w:r>
+        <w:t xml:space="preserve">PIERRE-JUSTIN </w:t>
+      </w:r>
+      <w:proofErr w:type="spellStart"/>
+      <w:r>
+        <w:t>Evan</w:t>
+      </w:r>
+      <w:proofErr w:type="spellEnd"/>
+    </w:p>
+    <w:p>
+      <w:r>
+        <w:t>THIAW Bocar</w:t>
+      </w:r>
+    </w:p>
+    <w:p/>
+    <w:p/>
+    <w:p/>
+    <w:p>
+      <w:pPr>
+        <w:pStyle w:val="Titre1"/>
+        <w:jc w:val="center"/>
+      </w:pPr>
+      <w:r>
         <w:t>Documentation Installation Raspberry</w:t>
       </w:r>
     </w:p>
     <w:p/>
-    <w:p>
-      <w:r>
-        <w:t>Ici, est une liste des logiciel/solution installé sur les Raspberry Pi et en quoi il réponde à nos besoins dans cette SAé :</w:t>
+    <w:p/>
+    <w:p/>
+    <w:p/>
+    <w:p/>
+    <w:p/>
+    <w:p/>
+    <w:p/>
+    <w:p/>
+    <w:p/>
+    <w:p/>
+    <w:p/>
+    <w:p/>
+    <w:p/>
+    <w:p/>
+    <w:p/>
+    <w:p>
+      <w:pPr>
+        <w:jc w:val="right"/>
+      </w:pPr>
+      <w:r>
+        <w:t>INF2-B</w:t>
+      </w:r>
+      <w:r>
+        <w:br w:type="page"/>
+      </w:r>
+    </w:p>
+    <w:p/>
+    <w:p>
+      <w:r>
+        <w:t xml:space="preserve">Ici, est une liste des logiciel/solution installé sur les Raspberry Pi et en quoi il réponde à nos besoins dans cette </w:t>
+      </w:r>
+      <w:proofErr w:type="spellStart"/>
+      <w:r>
+        <w:t>SAé</w:t>
+      </w:r>
+      <w:proofErr w:type="spellEnd"/>
+      <w:r>
+        <w:t> :</w:t>
       </w:r>
     </w:p>
     <w:p/>
@@ -22,15 +97,20 @@
     </w:p>
     <w:p>
       <w:pPr>
-        <w:pStyle w:val="ListParagraph"/>
+        <w:pStyle w:val="Paragraphedeliste"/>
         <w:numPr>
           <w:ilvl w:val="0"/>
           <w:numId w:val="1"/>
         </w:numPr>
       </w:pPr>
       <w:r>
-        <w:t>Nous avons identifié le besoin de serveur web qui sera nécessairement présent pour site web, nous avons choisie apache2 car nous souhaiterions utiliser notre expérience acquise en cours pour cette SAé</w:t>
-      </w:r>
+        <w:t xml:space="preserve">Nous avons identifié le besoin de serveur web qui sera nécessairement présent pour site web, nous avons choisie apache2 car nous souhaiterions utiliser notre expérience acquise en cours pour cette </w:t>
+      </w:r>
+      <w:proofErr w:type="spellStart"/>
+      <w:r>
+        <w:t>SAé</w:t>
+      </w:r>
+      <w:proofErr w:type="spellEnd"/>
       <w:r>
         <w:t>.</w:t>
       </w:r>
@@ -41,7 +121,15 @@
         <w:t>libapache2-mod-php</w:t>
       </w:r>
       <w:r>
-        <w:t xml:space="preserve"> pour faire fonctionner le php et donc PhpMyAdmin</w:t>
+        <w:t xml:space="preserve"> pour faire fonctionner le </w:t>
+      </w:r>
+      <w:proofErr w:type="spellStart"/>
+      <w:r>
+        <w:t>php</w:t>
+      </w:r>
+      <w:proofErr w:type="spellEnd"/>
+      <w:r>
+        <w:t xml:space="preserve"> et donc PhpMyAdmin</w:t>
       </w:r>
     </w:p>
     <w:p>
@@ -71,7 +159,7 @@
     </w:p>
     <w:p>
       <w:pPr>
-        <w:pStyle w:val="ListParagraph"/>
+        <w:pStyle w:val="Paragraphedeliste"/>
         <w:numPr>
           <w:ilvl w:val="0"/>
           <w:numId w:val="1"/>
@@ -81,7 +169,13 @@
         <w:t>Dans le sujet, nous a</w:t>
       </w:r>
       <w:r>
-        <w:t xml:space="preserve">vons identifier que le 2.1 </w:t>
+        <w:t xml:space="preserve">vons </w:t>
+      </w:r>
+      <w:r>
+        <w:t>identifié</w:t>
+      </w:r>
+      <w:r>
+        <w:t xml:space="preserve"> que le 2.1 </w:t>
       </w:r>
       <w:r>
         <w:t>(Utilisateur)</w:t>
@@ -126,7 +220,7 @@
     </w:p>
     <w:p>
       <w:pPr>
-        <w:pStyle w:val="ListParagraph"/>
+        <w:pStyle w:val="Paragraphedeliste"/>
         <w:numPr>
           <w:ilvl w:val="0"/>
           <w:numId w:val="1"/>
@@ -151,7 +245,15 @@
         <w:t>hp</w:t>
       </w:r>
       <w:r>
-        <w:t xml:space="preserve">MyAdmin car le site en php et la base de données est en SQL donc c’est le moyen le plus simple de connecter les deux que nous connaissons </w:t>
+        <w:t xml:space="preserve">MyAdmin car le site en </w:t>
+      </w:r>
+      <w:proofErr w:type="spellStart"/>
+      <w:r>
+        <w:t>php</w:t>
+      </w:r>
+      <w:proofErr w:type="spellEnd"/>
+      <w:r>
+        <w:t xml:space="preserve"> et la base de données est en SQL donc c’est le moyen le plus simple de connecter les deux que nous connaissons </w:t>
       </w:r>
     </w:p>
     <w:p>
@@ -160,12 +262,14 @@
           <w:lang w:val="en-US"/>
         </w:rPr>
       </w:pPr>
+      <w:proofErr w:type="spellStart"/>
       <w:r>
         <w:rPr>
           <w:lang w:val="en-US"/>
         </w:rPr>
         <w:t>Vsftpd</w:t>
       </w:r>
+      <w:proofErr w:type="spellEnd"/>
       <w:r>
         <w:rPr>
           <w:lang w:val="en-US"/>
@@ -175,7 +279,7 @@
     </w:p>
     <w:p>
       <w:pPr>
-        <w:pStyle w:val="ListParagraph"/>
+        <w:pStyle w:val="Paragraphedeliste"/>
         <w:numPr>
           <w:ilvl w:val="0"/>
           <w:numId w:val="1"/>
@@ -196,7 +300,7 @@
     </w:p>
     <w:p>
       <w:pPr>
-        <w:pStyle w:val="ListParagraph"/>
+        <w:pStyle w:val="Paragraphedeliste"/>
         <w:numPr>
           <w:ilvl w:val="0"/>
           <w:numId w:val="1"/>
@@ -224,7 +328,7 @@
     </w:p>
     <w:p>
       <w:pPr>
-        <w:pStyle w:val="ListParagraph"/>
+        <w:pStyle w:val="Paragraphedeliste"/>
         <w:numPr>
           <w:ilvl w:val="0"/>
           <w:numId w:val="1"/>
@@ -243,16 +347,18 @@
           <w:lang w:val="en-US"/>
         </w:rPr>
       </w:pPr>
+      <w:proofErr w:type="spellStart"/>
       <w:r>
         <w:rPr>
           <w:lang w:val="en-US"/>
         </w:rPr>
         <w:t>Tailscale</w:t>
       </w:r>
-    </w:p>
-    <w:p>
-      <w:pPr>
-        <w:pStyle w:val="ListParagraph"/>
+      <w:proofErr w:type="spellEnd"/>
+    </w:p>
+    <w:p>
+      <w:pPr>
+        <w:pStyle w:val="Paragraphedeliste"/>
         <w:numPr>
           <w:ilvl w:val="0"/>
           <w:numId w:val="1"/>
@@ -285,25 +391,43 @@
       <w:r>
         <w:t xml:space="preserve"> et notre volonté de continuer </w:t>
       </w:r>
+      <w:proofErr w:type="spellStart"/>
       <w:proofErr w:type="gramStart"/>
       <w:r>
         <w:t>a</w:t>
       </w:r>
+      <w:proofErr w:type="spellEnd"/>
       <w:proofErr w:type="gramEnd"/>
       <w:r>
         <w:t xml:space="preserve"> bosser en télétravail on</w:t>
       </w:r>
       <w:r>
-        <w:t xml:space="preserve"> a mis en place un VPN privé via Tailscale ; le logiciel nous permet de créer un réseau spécial entre notre Raspberry et notre Pc chez nous via un IP spécial donnée (de type 100.X.X.X) ce qui nous permet de pouvoir se </w:t>
+        <w:t xml:space="preserve"> a mis en place un VPN privé via </w:t>
+      </w:r>
+      <w:proofErr w:type="spellStart"/>
+      <w:r>
+        <w:t>Tailscale</w:t>
+      </w:r>
+      <w:proofErr w:type="spellEnd"/>
+      <w:r>
+        <w:t xml:space="preserve"> ; le logiciel nous permet de créer un réseau spécial entre notre Raspberry et notre Pc chez nous via un IP spécial donnée (de type 100.X.X.X) ce qui nous permet de pouvoir se connecter en </w:t>
+      </w:r>
+      <w:proofErr w:type="spellStart"/>
+      <w:r>
+        <w:t>ssh</w:t>
+      </w:r>
+      <w:proofErr w:type="spellEnd"/>
+      <w:r>
+        <w:t xml:space="preserve"> (ou test le serveur http) depuis notre domicile ce qui nous </w:t>
       </w:r>
       <w:r>
         <w:lastRenderedPageBreak/>
-        <w:t>connecter en ssh (ou test le serveur http) depuis notre domicile ce qui nous permet à répondre à nos besoins en termes de temps réduit due aux circonstances de blocus</w:t>
-      </w:r>
-    </w:p>
-    <w:p>
-      <w:pPr>
-        <w:pStyle w:val="ListParagraph"/>
+        <w:t>permet à répondre à nos besoins en termes de temps réduit due aux circonstances de blocus</w:t>
+      </w:r>
+    </w:p>
+    <w:p>
+      <w:pPr>
+        <w:pStyle w:val="Paragraphedeliste"/>
         <w:numPr>
           <w:ilvl w:val="0"/>
           <w:numId w:val="1"/>
@@ -315,7 +439,7 @@
     </w:p>
     <w:p>
       <w:pPr>
-        <w:pStyle w:val="ListParagraph"/>
+        <w:pStyle w:val="Paragraphedeliste"/>
         <w:numPr>
           <w:ilvl w:val="0"/>
           <w:numId w:val="1"/>
@@ -892,11 +1016,11 @@
     <w:name w:val="Normal"/>
     <w:qFormat/>
   </w:style>
-  <w:style w:type="paragraph" w:styleId="Heading1">
+  <w:style w:type="paragraph" w:styleId="Titre1">
     <w:name w:val="heading 1"/>
     <w:basedOn w:val="Normal"/>
     <w:next w:val="Normal"/>
-    <w:link w:val="Heading1Char"/>
+    <w:link w:val="Titre1Car"/>
     <w:uiPriority w:val="9"/>
     <w:qFormat/>
     <w:rsid w:val="00846334"/>
@@ -913,11 +1037,11 @@
       <w:szCs w:val="40"/>
     </w:rPr>
   </w:style>
-  <w:style w:type="paragraph" w:styleId="Heading2">
+  <w:style w:type="paragraph" w:styleId="Titre2">
     <w:name w:val="heading 2"/>
     <w:basedOn w:val="Normal"/>
     <w:next w:val="Normal"/>
-    <w:link w:val="Heading2Char"/>
+    <w:link w:val="Titre2Car"/>
     <w:uiPriority w:val="9"/>
     <w:semiHidden/>
     <w:unhideWhenUsed/>
@@ -936,11 +1060,11 @@
       <w:szCs w:val="32"/>
     </w:rPr>
   </w:style>
-  <w:style w:type="paragraph" w:styleId="Heading3">
+  <w:style w:type="paragraph" w:styleId="Titre3">
     <w:name w:val="heading 3"/>
     <w:basedOn w:val="Normal"/>
     <w:next w:val="Normal"/>
-    <w:link w:val="Heading3Char"/>
+    <w:link w:val="Titre3Car"/>
     <w:uiPriority w:val="9"/>
     <w:semiHidden/>
     <w:unhideWhenUsed/>
@@ -959,11 +1083,11 @@
       <w:szCs w:val="28"/>
     </w:rPr>
   </w:style>
-  <w:style w:type="paragraph" w:styleId="Heading4">
+  <w:style w:type="paragraph" w:styleId="Titre4">
     <w:name w:val="heading 4"/>
     <w:basedOn w:val="Normal"/>
     <w:next w:val="Normal"/>
-    <w:link w:val="Heading4Char"/>
+    <w:link w:val="Titre4Car"/>
     <w:uiPriority w:val="9"/>
     <w:semiHidden/>
     <w:unhideWhenUsed/>
@@ -982,11 +1106,11 @@
       <w:color w:val="0F4761" w:themeColor="accent1" w:themeShade="BF"/>
     </w:rPr>
   </w:style>
-  <w:style w:type="paragraph" w:styleId="Heading5">
+  <w:style w:type="paragraph" w:styleId="Titre5">
     <w:name w:val="heading 5"/>
     <w:basedOn w:val="Normal"/>
     <w:next w:val="Normal"/>
-    <w:link w:val="Heading5Char"/>
+    <w:link w:val="Titre5Car"/>
     <w:uiPriority w:val="9"/>
     <w:semiHidden/>
     <w:unhideWhenUsed/>
@@ -1003,11 +1127,11 @@
       <w:color w:val="0F4761" w:themeColor="accent1" w:themeShade="BF"/>
     </w:rPr>
   </w:style>
-  <w:style w:type="paragraph" w:styleId="Heading6">
+  <w:style w:type="paragraph" w:styleId="Titre6">
     <w:name w:val="heading 6"/>
     <w:basedOn w:val="Normal"/>
     <w:next w:val="Normal"/>
-    <w:link w:val="Heading6Char"/>
+    <w:link w:val="Titre6Car"/>
     <w:uiPriority w:val="9"/>
     <w:semiHidden/>
     <w:unhideWhenUsed/>
@@ -1026,11 +1150,11 @@
       <w:color w:val="595959" w:themeColor="text1" w:themeTint="A6"/>
     </w:rPr>
   </w:style>
-  <w:style w:type="paragraph" w:styleId="Heading7">
+  <w:style w:type="paragraph" w:styleId="Titre7">
     <w:name w:val="heading 7"/>
     <w:basedOn w:val="Normal"/>
     <w:next w:val="Normal"/>
-    <w:link w:val="Heading7Char"/>
+    <w:link w:val="Titre7Car"/>
     <w:uiPriority w:val="9"/>
     <w:semiHidden/>
     <w:unhideWhenUsed/>
@@ -1047,11 +1171,11 @@
       <w:color w:val="595959" w:themeColor="text1" w:themeTint="A6"/>
     </w:rPr>
   </w:style>
-  <w:style w:type="paragraph" w:styleId="Heading8">
+  <w:style w:type="paragraph" w:styleId="Titre8">
     <w:name w:val="heading 8"/>
     <w:basedOn w:val="Normal"/>
     <w:next w:val="Normal"/>
-    <w:link w:val="Heading8Char"/>
+    <w:link w:val="Titre8Car"/>
     <w:uiPriority w:val="9"/>
     <w:semiHidden/>
     <w:unhideWhenUsed/>
@@ -1070,11 +1194,11 @@
       <w:color w:val="272727" w:themeColor="text1" w:themeTint="D8"/>
     </w:rPr>
   </w:style>
-  <w:style w:type="paragraph" w:styleId="Heading9">
+  <w:style w:type="paragraph" w:styleId="Titre9">
     <w:name w:val="heading 9"/>
     <w:basedOn w:val="Normal"/>
     <w:next w:val="Normal"/>
-    <w:link w:val="Heading9Char"/>
+    <w:link w:val="Titre9Car"/>
     <w:uiPriority w:val="9"/>
     <w:semiHidden/>
     <w:unhideWhenUsed/>
@@ -1091,13 +1215,12 @@
       <w:color w:val="272727" w:themeColor="text1" w:themeTint="D8"/>
     </w:rPr>
   </w:style>
-  <w:style w:type="character" w:default="1" w:styleId="DefaultParagraphFont">
+  <w:style w:type="character" w:default="1" w:styleId="Policepardfaut">
     <w:name w:val="Default Paragraph Font"/>
     <w:uiPriority w:val="1"/>
-    <w:semiHidden/>
     <w:unhideWhenUsed/>
   </w:style>
-  <w:style w:type="table" w:default="1" w:styleId="TableNormal">
+  <w:style w:type="table" w:default="1" w:styleId="TableauNormal">
     <w:name w:val="Normal Table"/>
     <w:uiPriority w:val="99"/>
     <w:semiHidden/>
@@ -1112,16 +1235,16 @@
       </w:tblCellMar>
     </w:tblPr>
   </w:style>
-  <w:style w:type="numbering" w:default="1" w:styleId="NoList">
+  <w:style w:type="numbering" w:default="1" w:styleId="Aucuneliste">
     <w:name w:val="No List"/>
     <w:uiPriority w:val="99"/>
     <w:semiHidden/>
     <w:unhideWhenUsed/>
   </w:style>
-  <w:style w:type="character" w:customStyle="1" w:styleId="Heading1Char">
-    <w:name w:val="Heading 1 Char"/>
-    <w:basedOn w:val="DefaultParagraphFont"/>
-    <w:link w:val="Heading1"/>
+  <w:style w:type="character" w:customStyle="1" w:styleId="Titre1Car">
+    <w:name w:val="Titre 1 Car"/>
+    <w:basedOn w:val="Policepardfaut"/>
+    <w:link w:val="Titre1"/>
     <w:uiPriority w:val="9"/>
     <w:rsid w:val="00846334"/>
     <w:rPr>
@@ -1131,10 +1254,10 @@
       <w:szCs w:val="40"/>
     </w:rPr>
   </w:style>
-  <w:style w:type="character" w:customStyle="1" w:styleId="Heading2Char">
-    <w:name w:val="Heading 2 Char"/>
-    <w:basedOn w:val="DefaultParagraphFont"/>
-    <w:link w:val="Heading2"/>
+  <w:style w:type="character" w:customStyle="1" w:styleId="Titre2Car">
+    <w:name w:val="Titre 2 Car"/>
+    <w:basedOn w:val="Policepardfaut"/>
+    <w:link w:val="Titre2"/>
     <w:uiPriority w:val="9"/>
     <w:semiHidden/>
     <w:rsid w:val="00846334"/>
@@ -1145,10 +1268,10 @@
       <w:szCs w:val="32"/>
     </w:rPr>
   </w:style>
-  <w:style w:type="character" w:customStyle="1" w:styleId="Heading3Char">
-    <w:name w:val="Heading 3 Char"/>
-    <w:basedOn w:val="DefaultParagraphFont"/>
-    <w:link w:val="Heading3"/>
+  <w:style w:type="character" w:customStyle="1" w:styleId="Titre3Car">
+    <w:name w:val="Titre 3 Car"/>
+    <w:basedOn w:val="Policepardfaut"/>
+    <w:link w:val="Titre3"/>
     <w:uiPriority w:val="9"/>
     <w:semiHidden/>
     <w:rsid w:val="00846334"/>
@@ -1159,10 +1282,10 @@
       <w:szCs w:val="28"/>
     </w:rPr>
   </w:style>
-  <w:style w:type="character" w:customStyle="1" w:styleId="Heading4Char">
-    <w:name w:val="Heading 4 Char"/>
-    <w:basedOn w:val="DefaultParagraphFont"/>
-    <w:link w:val="Heading4"/>
+  <w:style w:type="character" w:customStyle="1" w:styleId="Titre4Car">
+    <w:name w:val="Titre 4 Car"/>
+    <w:basedOn w:val="Policepardfaut"/>
+    <w:link w:val="Titre4"/>
     <w:uiPriority w:val="9"/>
     <w:semiHidden/>
     <w:rsid w:val="00846334"/>
@@ -1173,10 +1296,10 @@
       <w:color w:val="0F4761" w:themeColor="accent1" w:themeShade="BF"/>
     </w:rPr>
   </w:style>
-  <w:style w:type="character" w:customStyle="1" w:styleId="Heading5Char">
-    <w:name w:val="Heading 5 Char"/>
-    <w:basedOn w:val="DefaultParagraphFont"/>
-    <w:link w:val="Heading5"/>
+  <w:style w:type="character" w:customStyle="1" w:styleId="Titre5Car">
+    <w:name w:val="Titre 5 Car"/>
+    <w:basedOn w:val="Policepardfaut"/>
+    <w:link w:val="Titre5"/>
     <w:uiPriority w:val="9"/>
     <w:semiHidden/>
     <w:rsid w:val="00846334"/>
@@ -1185,10 +1308,10 @@
       <w:color w:val="0F4761" w:themeColor="accent1" w:themeShade="BF"/>
     </w:rPr>
   </w:style>
-  <w:style w:type="character" w:customStyle="1" w:styleId="Heading6Char">
-    <w:name w:val="Heading 6 Char"/>
-    <w:basedOn w:val="DefaultParagraphFont"/>
-    <w:link w:val="Heading6"/>
+  <w:style w:type="character" w:customStyle="1" w:styleId="Titre6Car">
+    <w:name w:val="Titre 6 Car"/>
+    <w:basedOn w:val="Policepardfaut"/>
+    <w:link w:val="Titre6"/>
     <w:uiPriority w:val="9"/>
     <w:semiHidden/>
     <w:rsid w:val="00846334"/>
@@ -1199,10 +1322,10 @@
       <w:color w:val="595959" w:themeColor="text1" w:themeTint="A6"/>
     </w:rPr>
   </w:style>
-  <w:style w:type="character" w:customStyle="1" w:styleId="Heading7Char">
-    <w:name w:val="Heading 7 Char"/>
-    <w:basedOn w:val="DefaultParagraphFont"/>
-    <w:link w:val="Heading7"/>
+  <w:style w:type="character" w:customStyle="1" w:styleId="Titre7Car">
+    <w:name w:val="Titre 7 Car"/>
+    <w:basedOn w:val="Policepardfaut"/>
+    <w:link w:val="Titre7"/>
     <w:uiPriority w:val="9"/>
     <w:semiHidden/>
     <w:rsid w:val="00846334"/>
@@ -1211,10 +1334,10 @@
       <w:color w:val="595959" w:themeColor="text1" w:themeTint="A6"/>
     </w:rPr>
   </w:style>
-  <w:style w:type="character" w:customStyle="1" w:styleId="Heading8Char">
-    <w:name w:val="Heading 8 Char"/>
-    <w:basedOn w:val="DefaultParagraphFont"/>
-    <w:link w:val="Heading8"/>
+  <w:style w:type="character" w:customStyle="1" w:styleId="Titre8Car">
+    <w:name w:val="Titre 8 Car"/>
+    <w:basedOn w:val="Policepardfaut"/>
+    <w:link w:val="Titre8"/>
     <w:uiPriority w:val="9"/>
     <w:semiHidden/>
     <w:rsid w:val="00846334"/>
@@ -1225,10 +1348,10 @@
       <w:color w:val="272727" w:themeColor="text1" w:themeTint="D8"/>
     </w:rPr>
   </w:style>
-  <w:style w:type="character" w:customStyle="1" w:styleId="Heading9Char">
-    <w:name w:val="Heading 9 Char"/>
-    <w:basedOn w:val="DefaultParagraphFont"/>
-    <w:link w:val="Heading9"/>
+  <w:style w:type="character" w:customStyle="1" w:styleId="Titre9Car">
+    <w:name w:val="Titre 9 Car"/>
+    <w:basedOn w:val="Policepardfaut"/>
+    <w:link w:val="Titre9"/>
     <w:uiPriority w:val="9"/>
     <w:semiHidden/>
     <w:rsid w:val="00846334"/>
@@ -1237,11 +1360,11 @@
       <w:color w:val="272727" w:themeColor="text1" w:themeTint="D8"/>
     </w:rPr>
   </w:style>
-  <w:style w:type="paragraph" w:styleId="Title">
+  <w:style w:type="paragraph" w:styleId="Titre">
     <w:name w:val="Title"/>
     <w:basedOn w:val="Normal"/>
     <w:next w:val="Normal"/>
-    <w:link w:val="TitleChar"/>
+    <w:link w:val="TitreCar"/>
     <w:uiPriority w:val="10"/>
     <w:qFormat/>
     <w:rsid w:val="00846334"/>
@@ -1257,10 +1380,10 @@
       <w:szCs w:val="56"/>
     </w:rPr>
   </w:style>
-  <w:style w:type="character" w:customStyle="1" w:styleId="TitleChar">
-    <w:name w:val="Title Char"/>
-    <w:basedOn w:val="DefaultParagraphFont"/>
-    <w:link w:val="Title"/>
+  <w:style w:type="character" w:customStyle="1" w:styleId="TitreCar">
+    <w:name w:val="Titre Car"/>
+    <w:basedOn w:val="Policepardfaut"/>
+    <w:link w:val="Titre"/>
     <w:uiPriority w:val="10"/>
     <w:rsid w:val="00846334"/>
     <w:rPr>
@@ -1271,11 +1394,11 @@
       <w:szCs w:val="56"/>
     </w:rPr>
   </w:style>
-  <w:style w:type="paragraph" w:styleId="Subtitle">
+  <w:style w:type="paragraph" w:styleId="Sous-titre">
     <w:name w:val="Subtitle"/>
     <w:basedOn w:val="Normal"/>
     <w:next w:val="Normal"/>
-    <w:link w:val="SubtitleChar"/>
+    <w:link w:val="Sous-titreCar"/>
     <w:uiPriority w:val="11"/>
     <w:qFormat/>
     <w:rsid w:val="00846334"/>
@@ -1292,10 +1415,10 @@
       <w:szCs w:val="28"/>
     </w:rPr>
   </w:style>
-  <w:style w:type="character" w:customStyle="1" w:styleId="SubtitleChar">
-    <w:name w:val="Subtitle Char"/>
-    <w:basedOn w:val="DefaultParagraphFont"/>
-    <w:link w:val="Subtitle"/>
+  <w:style w:type="character" w:customStyle="1" w:styleId="Sous-titreCar">
+    <w:name w:val="Sous-titre Car"/>
+    <w:basedOn w:val="Policepardfaut"/>
+    <w:link w:val="Sous-titre"/>
     <w:uiPriority w:val="11"/>
     <w:rsid w:val="00846334"/>
     <w:rPr>
@@ -1306,11 +1429,11 @@
       <w:szCs w:val="28"/>
     </w:rPr>
   </w:style>
-  <w:style w:type="paragraph" w:styleId="Quote">
+  <w:style w:type="paragraph" w:styleId="Citation">
     <w:name w:val="Quote"/>
     <w:basedOn w:val="Normal"/>
     <w:next w:val="Normal"/>
-    <w:link w:val="QuoteChar"/>
+    <w:link w:val="CitationCar"/>
     <w:uiPriority w:val="29"/>
     <w:qFormat/>
     <w:rsid w:val="00846334"/>
@@ -1324,10 +1447,10 @@
       <w:color w:val="404040" w:themeColor="text1" w:themeTint="BF"/>
     </w:rPr>
   </w:style>
-  <w:style w:type="character" w:customStyle="1" w:styleId="QuoteChar">
-    <w:name w:val="Quote Char"/>
-    <w:basedOn w:val="DefaultParagraphFont"/>
-    <w:link w:val="Quote"/>
+  <w:style w:type="character" w:customStyle="1" w:styleId="CitationCar">
+    <w:name w:val="Citation Car"/>
+    <w:basedOn w:val="Policepardfaut"/>
+    <w:link w:val="Citation"/>
     <w:uiPriority w:val="29"/>
     <w:rsid w:val="00846334"/>
     <w:rPr>
@@ -1336,7 +1459,7 @@
       <w:color w:val="404040" w:themeColor="text1" w:themeTint="BF"/>
     </w:rPr>
   </w:style>
-  <w:style w:type="paragraph" w:styleId="ListParagraph">
+  <w:style w:type="paragraph" w:styleId="Paragraphedeliste">
     <w:name w:val="List Paragraph"/>
     <w:basedOn w:val="Normal"/>
     <w:uiPriority w:val="34"/>
@@ -1347,9 +1470,9 @@
       <w:contextualSpacing/>
     </w:pPr>
   </w:style>
-  <w:style w:type="character" w:styleId="IntenseEmphasis">
+  <w:style w:type="character" w:styleId="Accentuationintense">
     <w:name w:val="Intense Emphasis"/>
-    <w:basedOn w:val="DefaultParagraphFont"/>
+    <w:basedOn w:val="Policepardfaut"/>
     <w:uiPriority w:val="21"/>
     <w:qFormat/>
     <w:rsid w:val="00846334"/>
@@ -1359,11 +1482,11 @@
       <w:color w:val="0F4761" w:themeColor="accent1" w:themeShade="BF"/>
     </w:rPr>
   </w:style>
-  <w:style w:type="paragraph" w:styleId="IntenseQuote">
+  <w:style w:type="paragraph" w:styleId="Citationintense">
     <w:name w:val="Intense Quote"/>
     <w:basedOn w:val="Normal"/>
     <w:next w:val="Normal"/>
-    <w:link w:val="IntenseQuoteChar"/>
+    <w:link w:val="CitationintenseCar"/>
     <w:uiPriority w:val="30"/>
     <w:qFormat/>
     <w:rsid w:val="00846334"/>
@@ -1382,10 +1505,10 @@
       <w:color w:val="0F4761" w:themeColor="accent1" w:themeShade="BF"/>
     </w:rPr>
   </w:style>
-  <w:style w:type="character" w:customStyle="1" w:styleId="IntenseQuoteChar">
-    <w:name w:val="Intense Quote Char"/>
-    <w:basedOn w:val="DefaultParagraphFont"/>
-    <w:link w:val="IntenseQuote"/>
+  <w:style w:type="character" w:customStyle="1" w:styleId="CitationintenseCar">
+    <w:name w:val="Citation intense Car"/>
+    <w:basedOn w:val="Policepardfaut"/>
+    <w:link w:val="Citationintense"/>
     <w:uiPriority w:val="30"/>
     <w:rsid w:val="00846334"/>
     <w:rPr>
@@ -1394,9 +1517,9 @@
       <w:color w:val="0F4761" w:themeColor="accent1" w:themeShade="BF"/>
     </w:rPr>
   </w:style>
-  <w:style w:type="character" w:styleId="IntenseReference">
+  <w:style w:type="character" w:styleId="Rfrenceintense">
     <w:name w:val="Intense Reference"/>
-    <w:basedOn w:val="DefaultParagraphFont"/>
+    <w:basedOn w:val="Policepardfaut"/>
     <w:uiPriority w:val="32"/>
     <w:qFormat/>
     <w:rsid w:val="00846334"/>
